--- a/docs/task1_note.docx
+++ b/docs/task1_note.docx
@@ -1284,7 +1284,7 @@
         <w:rPr>
           <w:sz w:val="18"/>
         </w:rPr>
-        <w:t>Images: https://api.digitale-sammlungen.de/iiif/image/v2/bsb10144443_00040/full/full/0/default.jpg and the corresponding 00041 address. OCR: https://api.digitale-sammlungen.de/ocr/bsb10144443/40 and /41. The complete manifest, exact addresses, source acknowledgements and commands are in docs/SOURCES.md and the package README.</w:t>
+        <w:t>Images: https://api.digitale-sammlungen.de/iiif/image/v2/bsb10144443_00040/full/full/0/default.jpg and the corresponding 00041 address. OCR: https://api.digitale-sammlungen.de/ocr/bsb10144443/40 and /41. The complete manifest, exact addresses, source acknowledgements and commands are in README.md and site/SOURCES.html.</w:t>
       </w:r>
     </w:p>
     <w:sectPr>
